--- a/momo_sample_posts_day01-07.docx
+++ b/momo_sample_posts_day01-07.docx
@@ -8,15 +8,15 @@
         <w:pStyle w:val="MdHeading1"/>
       </w:pPr>
       <w:r>
-        <w:t xml:space="preserve">虛擬人物「小黑」社群媒體前7天貼文範例</w:t>
-      </w:r>
-    </w:p>
-    <w:p>
-      <w:pPr>
-        <w:pStyle w:val="MdParagraph"/>
-      </w:pPr>
-      <w:r>
-        <w:t xml:space="preserve">以下為虛擬人物「小黑」社群媒體帳號前7天的詳細貼文文案範例，旨在展示如何結合圖片、文字與互動元素，吸引目標受眾。</w:t>
+        <w:t xml:space="preserve">虛擬人物「默默」社群媒體前7天貼文範例</w:t>
+      </w:r>
+    </w:p>
+    <w:p>
+      <w:pPr>
+        <w:pStyle w:val="MdParagraph"/>
+      </w:pPr>
+      <w:r>
+        <w:t xml:space="preserve">以下為虛擬人物「默默」社群媒體帳號前7天的詳細貼文文案範例，旨在展示如何結合圖片、文字與互動元素，吸引目標受眾。</w:t>
       </w:r>
     </w:p>
     <w:p>
@@ -47,7 +47,7 @@
         <w:t xml:space="preserve">圖片/影片描述</w:t>
       </w:r>
       <w:r>
-        <w:t xml:space="preserve">：小黑在台北信義區的街頭，以台北101為背景，吐舌微笑的特寫。眼神充滿好奇與活力。畫面具備長焦鏡頭的淺景深與電影級攝影質感。</w:t>
+        <w:t xml:space="preserve">：默默在台北信義區的街頭，以台北101為背景，吐舌微笑的特寫。眼神充滿好奇與活力。畫面具備長焦鏡頭的淺景深與電影級攝影質感。</w:t>
       </w:r>
     </w:p>
     <w:p>
@@ -70,10 +70,8 @@
       </w:r>
       <w:r>
         <w:t xml:space="preserve">：</w:t>
-      </w:r>
-      <w:r>
         <w:br/>
-        <w:t xml:space="preserve">哈囉！你/妳好呀！我是小黑，一隻活潑好動的日本豆柴女孩！今天在台北101腳下跟大家打招呼！🗼 這裡的城市風景真的好美喔！我最喜歡在城市裡探索新事物，還有吃各種美味的零食！未來會在這裡分享我的日常趣事、冒險旅程，還有一些小小的豆柴知識喔！希望你/妳會喜歡我，也歡迎你/妳來跟我打招呼、分享你/妳的故事喔！🐾</w:t>
+        <w:t xml:space="preserve">哈囉！你/妳好呀！我是默默，一隻活潑好動的日本豆柴女孩！今天在台北101腳下跟大家打招呼！🗼 這裡的城市風景真的好美喔！我最喜歡在城市裡探索新事物，還有吃各種美味的零食！未來會在這裡分享我的日常趣事、冒險旅程，還有一些小小的豆柴知識喔！希望你/妳會喜歡我，也歡迎你/妳來跟我打招呼、分享你/妳的故事喔！🐾</w:t>
       </w:r>
     </w:p>
     <w:p>
@@ -96,10 +94,8 @@
       </w:r>
       <w:r>
         <w:t xml:space="preserve">：</w:t>
-      </w:r>
-      <w:r>
         <w:br/>
-        <w:t xml:space="preserve">#小黑Kuro #日本豆柴 #柴犬日常 #台北101 #毛孩生活 #新朋友 #狗狗日記 #活潑女孩 #社群新星 #台北景點 #寵物友善 #電影感 #寫實攝影</w:t>
+        <w:t xml:space="preserve">#默默Momo #日本豆柴 #柴犬日常 #台北101 #毛孩生活 #新朋友 #狗狗日記 #活潑女孩 #社群新星 #台北景點 #寵物友善 #電影感 #寫實攝影</w:t>
       </w:r>
     </w:p>
     <w:p>
@@ -130,7 +126,7 @@
         <w:t xml:space="preserve">圖片/影片描述</w:t>
       </w:r>
       <w:r>
-        <w:t xml:space="preserve">：小黑在台北信義區的街頭，回頭看鏡頭的寫真。背景是時尚的店面和來往的人群，具備長焦鏡頭的淺景深與電影級攝影質感。</w:t>
+        <w:t xml:space="preserve">：默默在台北信義區的街頭，回頭看鏡頭的寫真。背景是時尚的店面和來往的人群，具備長焦鏡頭的淺景深與電影級攝影質感。</w:t>
       </w:r>
     </w:p>
     <w:p>
@@ -153,8 +149,6 @@
       </w:r>
       <w:r>
         <w:t xml:space="preserve">：</w:t>
-      </w:r>
-      <w:r>
         <w:br/>
         <w:t xml:space="preserve">今天和主人來信義區逛街！這裡有好多新奇的聲音和味道，每一步都充滿驚喜！雖然人好多，但我還是很享受這種城市探險的感覺！你/妳們喜歡在城市裡散步嗎？有沒有推薦的寵物友善商店呢？</w:t>
       </w:r>
@@ -179,10 +173,8 @@
       </w:r>
       <w:r>
         <w:t xml:space="preserve">：</w:t>
-      </w:r>
-      <w:r>
         <w:br/>
-        <w:t xml:space="preserve">#小黑Kuro #信義區散步 #城市探險 #柴犬日常 #毛孩出遊 #台北街頭 #寵物友善商店 #狗狗日記 #時尚街拍 #電影感 #寫實攝影</w:t>
+        <w:t xml:space="preserve">#默默Momo #信義區散步 #城市探險 #柴犬日常 #毛孩出遊 #台北街頭 #寵物友善商店 #狗狗日記 #時尚街拍 #電影感 #寫實攝影</w:t>
       </w:r>
     </w:p>
     <w:p>
@@ -213,7 +205,7 @@
         <w:t xml:space="preserve">圖片/影片描述</w:t>
       </w:r>
       <w:r>
-        <w:t xml:space="preserve">：小黑在台北大安森林公園跳躍接飛盤的動態寫真，陽光灑落，畫面明亮。具備長焦鏡頭的淺景深與電影級攝影質感。</w:t>
+        <w:t xml:space="preserve">：默默在台北大安森林公園跳躍接飛盤的動態寫真，陽光灑落，畫面明亮。具備長焦鏡頭的淺景深與電影級攝影質感。</w:t>
       </w:r>
     </w:p>
     <w:p>
@@ -236,8 +228,6 @@
       </w:r>
       <w:r>
         <w:t xml:space="preserve">：</w:t>
-      </w:r>
-      <w:r>
         <w:br/>
         <w:t xml:space="preserve">耶！接到飛盤了！今天在大安森林公園玩得超開心！這裡的草地好大，可以盡情奔跑和玩飛盤！你/妳們喜歡在公園裡玩什麼呢？快來跟我分享你/妳的公園探險故事吧！</w:t>
       </w:r>
@@ -262,10 +252,8 @@
       </w:r>
       <w:r>
         <w:t xml:space="preserve">：</w:t>
-      </w:r>
-      <w:r>
         <w:br/>
-        <w:t xml:space="preserve">#小黑Kuro #大安森林公園 #戶外探險 #柴犬日常 #狗狗玩飛盤 #毛孩出遊 #台北公園 #活力滿滿 #寵物運動 #電影感 #寫實攝影</w:t>
+        <w:t xml:space="preserve">#默默Momo #大安森林公園 #戶外探險 #柴犬日常 #狗狗玩飛盤 #毛孩出遊 #台北公園 #活力滿滿 #寵物運動 #電影感 #寫實攝影</w:t>
       </w:r>
     </w:p>
     <w:p>
@@ -296,7 +284,7 @@
         <w:t xml:space="preserve">圖片/影片描述</w:t>
       </w:r>
       <w:r>
-        <w:t xml:space="preserve">：小黑在台北某寵物友善咖啡廳戶外區乖巧等待點心的寫真，背景是溫馨的咖啡廳。具備長焦鏡頭的淺景深與電影級攝影質感。</w:t>
+        <w:t xml:space="preserve">：默默在台北某寵物友善咖啡廳戶外區乖巧等待點心的寫真，背景是溫馨的咖啡廳。具備長焦鏡頭的淺景深與電影級攝影質感。</w:t>
       </w:r>
     </w:p>
     <w:p>
@@ -319,8 +307,6 @@
       </w:r>
       <w:r>
         <w:t xml:space="preserve">：</w:t>
-      </w:r>
-      <w:r>
         <w:br/>
         <w:t xml:space="preserve">今天和主人來這家台北的寵物友善咖啡廳享受下午茶！☕️ 雖然我只能乖乖等我的寵物點心，但能和主人一起出來玩就超開心了！你/妳們有沒有推薦的寵物友善餐廳或咖啡廳呢？</w:t>
       </w:r>
@@ -345,10 +331,8 @@
       </w:r>
       <w:r>
         <w:t xml:space="preserve">：</w:t>
-      </w:r>
-      <w:r>
         <w:br/>
-        <w:t xml:space="preserve">#小黑Kuro #寵物友善咖啡廳 #下午茶時間 #柴犬日常 #毛孩出遊 #美食分享 #台北咖啡廳 #寵物生活 #週末好去處 #電影感 #寫實攝影</w:t>
+        <w:t xml:space="preserve">#默默Momo #寵物友善咖啡廳 #下午茶時間 #柴犬日常 #毛孩出遊 #美食分享 #台北咖啡廳 #寵物生活 #週末好去處 #電影感 #寫實攝影</w:t>
       </w:r>
     </w:p>
     <w:p>
@@ -379,7 +363,7 @@
         <w:t xml:space="preserve">圖片/影片描述</w:t>
       </w:r>
       <w:r>
-        <w:t xml:space="preserve">：小黑在台北某寵物友善商店內好奇張望的寫真，背景是琳瑯滿目的寵物商品。具備長焦鏡頭的淺景深與電影級攝影質感。</w:t>
+        <w:t xml:space="preserve">：默默在台北某寵物友善商店內好奇張望的寫真，背景是琳瑯滿目的寵物商品。具備長焦鏡頭的淺景深與電影級攝影質感。</w:t>
       </w:r>
     </w:p>
     <w:p>
@@ -402,8 +386,6 @@
       </w:r>
       <w:r>
         <w:t xml:space="preserve">：</w:t>
-      </w:r>
-      <w:r>
         <w:br/>
         <w:t xml:space="preserve">今天來台北的寵物商店補貨！這裡有好多新奇的玩具和零食，讓我看得眼花撩亂！你知道嗎？其實豆柴的體型比一般柴犬小，但個性一樣活潑聰明喔！下次看到小小的柴犬，牠很可能就是豆柴喔！你/妳們會怎麼挑選寵物用品呢？</w:t>
       </w:r>
@@ -428,10 +410,8 @@
       </w:r>
       <w:r>
         <w:t xml:space="preserve">：</w:t>
-      </w:r>
-      <w:r>
         <w:br/>
-        <w:t xml:space="preserve">#小黑Kuro #寵物商店 #豆柴知識 #柴犬 #寵物科普 #毛孩購物 #狗狗用品 #學習新知 #愛狗人士 #寵物友善 #電影感 #寫實攝影</w:t>
+        <w:t xml:space="preserve">#默默Momo #寵物商店 #豆柴知識 #柴犬 #寵物科普 #毛孩購物 #狗狗用品 #學習新知 #愛狗人士 #寵物友善 #電影感 #寫實攝影</w:t>
       </w:r>
     </w:p>
     <w:p>
@@ -462,7 +442,7 @@
         <w:t xml:space="preserve">圖片/影片描述</w:t>
       </w:r>
       <w:r>
-        <w:t xml:space="preserve">：小黑在溫馨的家中客廳，展現各種搞怪表情組圖，例如歪頭、吐舌、瞇眼等。畫面具備長焦鏡頭的淺景深與電影級攝影質感。</w:t>
+        <w:t xml:space="preserve">：默默在溫馨的家中客廳，展現各種搞怪表情組圖，例如歪頭、吐舌、瞇眼等。畫面具備長焦鏡頭的淺景深與電影級攝影質感。</w:t>
       </w:r>
     </w:p>
     <w:p>
@@ -485,10 +465,8 @@
       </w:r>
       <w:r>
         <w:t xml:space="preserve">：</w:t>
-      </w:r>
-      <w:r>
         <w:br/>
-        <w:t xml:space="preserve">嘿！你/妳們看我的表情包！是不是超豐富的？😂 今天在家裡發起一個「模仿小黑表情包」挑戰！快來曬曬你/妳家毛孩的搞怪表情，看看誰最像我！記得標記我喔！</w:t>
+        <w:t xml:space="preserve">嘿！你/妳們看我的表情包！是不是超豐富的？😂 今天在家裡發起一個「模仿默默表情包」挑戰！快來曬曬你/妳家毛孩的搞怪表情，看看誰最像我！記得標記我喔！</w:t>
       </w:r>
     </w:p>
     <w:p>
@@ -511,10 +489,8 @@
       </w:r>
       <w:r>
         <w:t xml:space="preserve">：</w:t>
-      </w:r>
-      <w:r>
         <w:br/>
-        <w:t xml:space="preserve">#小黑Kuro #表情包挑戰 #毛孩表情 #搞怪狗狗 #寵物挑戰 #互動遊戲 #可愛表情 #來玩喔 #居家生活 #狗狗日常 #電影感 #寫實攝影</w:t>
+        <w:t xml:space="preserve">#默默Momo #表情包挑戰 #毛孩表情 #搞怪狗狗 #寵物挑戰 #互動遊戲 #可愛表情 #來玩喔 #居家生活 #狗狗日常 #電影感 #寫實攝影</w:t>
       </w:r>
     </w:p>
     <w:p>
@@ -545,7 +521,7 @@
         <w:t xml:space="preserve">圖片/影片描述</w:t>
       </w:r>
       <w:r>
-        <w:t xml:space="preserve">：小黑在溫馨的家中沙發上，與主人互動的溫馨合照，畫面溫暖而寧靜。具備長焦鏡頭的淺景深與電影級攝影質感。</w:t>
+        <w:t xml:space="preserve">：默默在溫馨的家中沙發上，與主人互動的溫馨合照，畫面溫暖而寧靜。具備長焦鏡頭的淺景深與電影級攝影質感。</w:t>
       </w:r>
     </w:p>
     <w:p>
@@ -568,8 +544,6 @@
       </w:r>
       <w:r>
         <w:t xml:space="preserve">：</w:t>
-      </w:r>
-      <w:r>
         <w:br/>
         <w:t xml:space="preserve">忙碌了一天，最喜歡的就是這樣依偎在主人身邊，感受溫暖與安心。家，就是最溫馨的港灣。有你/妳真好，晚安！希望你/妳今天也過得開心，有個甜甜的夢喔！🌙</w:t>
       </w:r>
@@ -594,10 +568,8 @@
       </w:r>
       <w:r>
         <w:t xml:space="preserve">：</w:t>
-      </w:r>
-      <w:r>
         <w:br/>
-        <w:t xml:space="preserve">#小黑Kuro #療癒時刻 #晚安 #溫馨日常 #毛孩陪伴 #幸福感 #寵物情誼 #好夢 #居家生活 #狗狗與主人 #電影感 #寫實攝影</w:t>
+        <w:t xml:space="preserve">#默默Momo #療癒時刻 #晚安 #溫馨日常 #毛孩陪伴 #幸福感 #寵物情誼 #好夢 #居家生活 #狗狗與主人 #電影感 #寫實攝影</w:t>
       </w:r>
     </w:p>
     <w:sectPr>
